--- a/ゲーム科2年/00_前期/ゲーム開発Ⅰ/ゲーム物理学/テスト/01_ゲーム２次元の運動まで_答え.docx
+++ b/ゲーム科2年/00_前期/ゲーム開発Ⅰ/ゲーム物理学/テスト/01_ゲーム２次元の運動まで_答え.docx
@@ -1473,7 +1473,6 @@
       <w:pPr>
         <w:ind w:left="420"/>
         <w:rPr>
-          <w:rFonts w:hint="eastAsia"/>
           <w:szCs w:val="21"/>
         </w:rPr>
       </w:pPr>
@@ -1584,7 +1583,6 @@
     <w:p>
       <w:pPr>
         <w:rPr>
-          <w:rFonts w:hint="eastAsia"/>
           <w:szCs w:val="21"/>
         </w:rPr>
       </w:pPr>
@@ -1964,7 +1962,6 @@
       <w:pPr>
         <w:ind w:left="360"/>
         <w:rPr>
-          <w:rFonts w:hint="eastAsia"/>
           <w:szCs w:val="21"/>
         </w:rPr>
       </w:pPr>
@@ -2025,7 +2022,21 @@
           <w:rFonts w:hint="eastAsia"/>
           <w:szCs w:val="21"/>
         </w:rPr>
-        <w:t>秒＝10</w:t>
+        <w:t>秒＝</w:t>
+      </w:r>
+      <w:r>
+        <w:rPr>
+          <w:rFonts w:hint="eastAsia"/>
+          <w:szCs w:val="21"/>
+        </w:rPr>
+        <w:t>-</w:t>
+      </w:r>
+      <w:r>
+        <w:rPr>
+          <w:rFonts w:hint="eastAsia"/>
+          <w:szCs w:val="21"/>
+        </w:rPr>
+        <w:t>10</w:t>
       </w:r>
       <w:r>
         <w:rPr>
@@ -2194,7 +2205,6 @@
     <w:p>
       <w:pPr>
         <w:rPr>
-          <w:rFonts w:hint="eastAsia"/>
           <w:szCs w:val="21"/>
         </w:rPr>
       </w:pPr>
@@ -2250,7 +2260,6 @@
     <w:p>
       <w:pPr>
         <w:rPr>
-          <w:rFonts w:hint="eastAsia"/>
           <w:szCs w:val="21"/>
         </w:rPr>
       </w:pPr>
@@ -2305,7 +2314,6 @@
     <w:p>
       <w:pPr>
         <w:rPr>
-          <w:rFonts w:hint="eastAsia"/>
           <w:szCs w:val="21"/>
         </w:rPr>
       </w:pPr>
@@ -2339,7 +2347,6 @@
     <w:p>
       <w:pPr>
         <w:rPr>
-          <w:rFonts w:hint="eastAsia"/>
           <w:szCs w:val="21"/>
         </w:rPr>
       </w:pPr>
@@ -2360,7 +2367,6 @@
     <w:p>
       <w:pPr>
         <w:rPr>
-          <w:rFonts w:hint="eastAsia"/>
           <w:szCs w:val="21"/>
         </w:rPr>
       </w:pPr>
@@ -2424,7 +2430,6 @@
       <w:pPr>
         <w:ind w:left="420"/>
         <w:rPr>
-          <w:rFonts w:hint="eastAsia"/>
           <w:szCs w:val="21"/>
         </w:rPr>
       </w:pPr>
@@ -2460,7 +2465,6 @@
       <w:pPr>
         <w:ind w:left="420"/>
         <w:rPr>
-          <w:rFonts w:hint="eastAsia"/>
           <w:szCs w:val="21"/>
         </w:rPr>
       </w:pPr>
@@ -2502,7 +2506,6 @@
         <w:pStyle w:val="a4"/>
         <w:ind w:leftChars="0" w:left="420"/>
         <w:rPr>
-          <w:rFonts w:hint="eastAsia"/>
           <w:szCs w:val="21"/>
         </w:rPr>
       </w:pPr>
@@ -2571,7 +2574,6 @@
       <w:pPr>
         <w:ind w:left="420"/>
         <w:rPr>
-          <w:rFonts w:hint="eastAsia"/>
           <w:szCs w:val="21"/>
         </w:rPr>
       </w:pPr>
@@ -2669,14 +2671,7 @@
             <w:rFonts w:ascii="Cambria Math" w:hAnsi="Cambria Math"/>
             <w:szCs w:val="21"/>
           </w:rPr>
-          <m:t>90</m:t>
-        </m:r>
-        <m:r>
-          <w:rPr>
-            <w:rFonts w:ascii="Cambria Math" w:hAnsi="Cambria Math"/>
-            <w:szCs w:val="21"/>
-          </w:rPr>
-          <m:t>km</m:t>
+          <m:t>90km</m:t>
         </m:r>
       </m:oMath>
       <w:r>
@@ -2750,7 +2745,6 @@
       <w:pPr>
         <w:ind w:left="840"/>
         <w:rPr>
-          <w:rFonts w:hint="eastAsia"/>
           <w:szCs w:val="21"/>
         </w:rPr>
       </w:pPr>
@@ -2890,7 +2884,6 @@
       <w:pPr>
         <w:ind w:left="840"/>
         <w:rPr>
-          <w:rFonts w:hint="eastAsia"/>
           <w:szCs w:val="21"/>
         </w:rPr>
       </w:pPr>
@@ -3768,7 +3761,6 @@
     <w:p>
       <w:pPr>
         <w:rPr>
-          <w:rFonts w:hint="eastAsia"/>
           <w:szCs w:val="21"/>
         </w:rPr>
       </w:pPr>
@@ -3843,7 +3835,6 @@
     <w:p>
       <w:pPr>
         <w:rPr>
-          <w:rFonts w:hint="eastAsia"/>
           <w:szCs w:val="21"/>
         </w:rPr>
       </w:pPr>
@@ -4084,7 +4075,6 @@
       <w:pPr>
         <w:ind w:left="360"/>
         <w:rPr>
-          <w:rFonts w:hint="eastAsia"/>
           <w:szCs w:val="21"/>
         </w:rPr>
       </w:pPr>
@@ -4243,7 +4233,6 @@
       <w:pPr>
         <w:ind w:left="360"/>
         <w:rPr>
-          <w:rFonts w:hint="eastAsia"/>
           <w:szCs w:val="21"/>
         </w:rPr>
       </w:pPr>
@@ -4429,7 +4418,6 @@
       <w:pPr>
         <w:ind w:left="360"/>
         <w:rPr>
-          <w:rFonts w:hint="eastAsia"/>
           <w:szCs w:val="21"/>
         </w:rPr>
       </w:pPr>
@@ -4616,7 +4604,6 @@
       <w:pPr>
         <w:ind w:left="360"/>
         <w:rPr>
-          <w:rFonts w:hint="eastAsia"/>
           <w:szCs w:val="21"/>
         </w:rPr>
       </w:pPr>
@@ -4837,7 +4824,6 @@
       <w:pPr>
         <w:ind w:left="360"/>
         <w:rPr>
-          <w:rFonts w:hint="eastAsia"/>
           <w:szCs w:val="21"/>
         </w:rPr>
       </w:pPr>
@@ -5024,7 +5010,6 @@
       <w:pPr>
         <w:ind w:left="360"/>
         <w:rPr>
-          <w:rFonts w:hint="eastAsia"/>
           <w:szCs w:val="21"/>
         </w:rPr>
       </w:pPr>
@@ -5914,21 +5899,7 @@
           <w:rFonts w:hint="eastAsia"/>
           <w:szCs w:val="21"/>
         </w:rPr>
-        <w:t>＝</w:t>
-      </w:r>
-      <w:r>
-        <w:rPr>
-          <w:rFonts w:hint="eastAsia"/>
-          <w:szCs w:val="21"/>
-        </w:rPr>
-        <w:t>√</w:t>
-      </w:r>
-      <w:r>
-        <w:rPr>
-          <w:rFonts w:hint="eastAsia"/>
-          <w:szCs w:val="21"/>
-        </w:rPr>
-        <w:t>74.8</w:t>
+        <w:t>＝√74.8</w:t>
       </w:r>
     </w:p>
     <w:p>
@@ -5951,67 +5922,119 @@
           <w:rFonts w:hint="eastAsia"/>
           <w:szCs w:val="21"/>
         </w:rPr>
+        <w:t>√74.8＝</w:t>
+      </w:r>
+      <w:r>
+        <w:rPr>
+          <w:szCs w:val="21"/>
+        </w:rPr>
+        <w:t>4</w:t>
+      </w:r>
+      <w:r>
+        <w:rPr>
+          <w:rFonts w:hint="eastAsia"/>
+          <w:szCs w:val="21"/>
+        </w:rPr>
+        <w:t>+</w:t>
+      </w:r>
+      <w:r>
+        <w:rPr>
+          <w:szCs w:val="21"/>
+        </w:rPr>
+        <w:t>(-9.8)t</w:t>
+      </w:r>
+    </w:p>
+    <w:p>
+      <w:pPr>
+        <w:ind w:firstLineChars="400" w:firstLine="840"/>
+        <w:rPr>
+          <w:szCs w:val="21"/>
+        </w:rPr>
+      </w:pPr>
+      <w:r>
+        <w:rPr>
+          <w:rFonts w:hint="eastAsia"/>
+          <w:szCs w:val="21"/>
+        </w:rPr>
+        <w:t>ｔ＝√74.8-</w:t>
+      </w:r>
+      <w:r>
+        <w:rPr>
+          <w:szCs w:val="21"/>
+        </w:rPr>
+        <w:t>4</w:t>
+      </w:r>
+      <w:r>
+        <w:rPr>
+          <w:szCs w:val="21"/>
+        </w:rPr>
+        <w:t>/-9.8</w:t>
+      </w:r>
+      <w:r>
+        <w:rPr>
+          <w:rFonts w:hint="eastAsia"/>
+          <w:szCs w:val="21"/>
+        </w:rPr>
+        <w:t>秒</w:t>
+      </w:r>
+    </w:p>
+    <w:p>
+      <w:pPr>
+        <w:ind w:firstLineChars="400" w:firstLine="840"/>
+        <w:rPr>
+          <w:szCs w:val="21"/>
+        </w:rPr>
+      </w:pPr>
+    </w:p>
+    <w:p>
+      <w:pPr>
+        <w:ind w:firstLineChars="400" w:firstLine="840"/>
+        <w:rPr>
+          <w:rFonts w:hint="eastAsia"/>
+          <w:szCs w:val="21"/>
+        </w:rPr>
+      </w:pPr>
+      <w:r>
+        <w:rPr>
+          <w:rFonts w:hint="eastAsia"/>
+          <w:szCs w:val="21"/>
+        </w:rPr>
+        <w:t>⊿</w:t>
+      </w:r>
+      <w:r>
+        <w:rPr>
+          <w:szCs w:val="21"/>
+        </w:rPr>
+        <w:t>x</w:t>
+      </w:r>
+      <w:r>
+        <w:rPr>
+          <w:rFonts w:hint="eastAsia"/>
+          <w:szCs w:val="21"/>
+        </w:rPr>
+        <w:t>＝6</w:t>
+      </w:r>
+      <w:r>
+        <w:rPr>
+          <w:szCs w:val="21"/>
+        </w:rPr>
+        <w:t>.88(</w:t>
+      </w:r>
+      <w:r>
+        <w:rPr>
+          <w:rFonts w:hint="eastAsia"/>
+          <w:szCs w:val="21"/>
+        </w:rPr>
         <w:t>√74.8</w:t>
       </w:r>
       <w:r>
         <w:rPr>
-          <w:rFonts w:hint="eastAsia"/>
-          <w:szCs w:val="21"/>
-        </w:rPr>
-        <w:t>＝6.88+</w:t>
-      </w:r>
-      <w:r>
-        <w:rPr>
-          <w:szCs w:val="21"/>
-        </w:rPr>
-        <w:t>(-9.8)t</w:t>
-      </w:r>
-    </w:p>
-    <w:p>
-      <w:pPr>
-        <w:ind w:firstLineChars="400" w:firstLine="840"/>
-        <w:rPr>
-          <w:rFonts w:hint="eastAsia"/>
-          <w:szCs w:val="21"/>
-        </w:rPr>
-      </w:pPr>
-      <w:r>
-        <w:rPr>
-          <w:rFonts w:hint="eastAsia"/>
-          <w:szCs w:val="21"/>
-        </w:rPr>
-        <w:t>ｔ＝</w:t>
-      </w:r>
-      <w:r>
-        <w:rPr>
-          <w:rFonts w:hint="eastAsia"/>
-          <w:szCs w:val="21"/>
-        </w:rPr>
-        <w:t>√74.8</w:t>
-      </w:r>
-      <w:r>
-        <w:rPr>
-          <w:rFonts w:hint="eastAsia"/>
-          <w:szCs w:val="21"/>
-        </w:rPr>
-        <w:t>-6.88</w:t>
-      </w:r>
-      <w:r>
-        <w:rPr>
-          <w:szCs w:val="21"/>
-        </w:rPr>
-        <w:t>/-9.8</w:t>
-      </w:r>
-      <w:r>
-        <w:rPr>
-          <w:rFonts w:hint="eastAsia"/>
-          <w:szCs w:val="21"/>
-        </w:rPr>
-        <w:t>秒</w:t>
+          <w:szCs w:val="21"/>
+        </w:rPr>
+        <w:t>-4)/-9.8m</w:t>
       </w:r>
     </w:p>
     <w:sectPr>
-      <w:footerReference w:type="default" r:id="rId8"/>
       <w:pgSz w:w="23811" w:h="16838" w:orient="landscape" w:code="8"/>
       <w:pgMar w:top="1701" w:right="1985" w:bottom="1701" w:left="1701" w:header="851" w:footer="992" w:gutter="0"/>
       <w:cols w:num="2" w:space="425"/>
@@ -6038,16 +6061,6 @@
     </w:p>
   </w:endnote>
 </w:endnotes>
-</file>
-
-<file path=word/footer1.xml><?xml version="1.0" encoding="utf-8"?>
-<w:ftr xmlns:wpc="http://schemas.microsoft.com/office/word/2010/wordprocessingCanvas" xmlns:cx="http://schemas.microsoft.com/office/drawing/2014/chartex" xmlns:cx1="http://schemas.microsoft.com/office/drawing/2015/9/8/chartex" xmlns:cx2="http://schemas.microsoft.com/office/drawing/2015/10/21/chartex" xmlns:cx3="http://schemas.microsoft.com/office/drawing/2016/5/9/chartex" xmlns:cx4="http://schemas.microsoft.com/office/drawing/2016/5/10/chartex" xmlns:cx5="http://schemas.microsoft.com/office/drawing/2016/5/11/chartex" xmlns:cx6="http://schemas.microsoft.com/office/drawing/2016/5/12/chartex" xmlns:cx7="http://schemas.microsoft.com/office/drawing/2016/5/13/chartex" xmlns:cx8="http://schemas.microsoft.com/office/drawing/2016/5/14/chartex" xmlns:mc="http://schemas.openxmlformats.org/markup-compatibility/2006" xmlns:aink="http://schemas.microsoft.com/office/drawing/2016/ink" xmlns:am3d="http://schemas.microsoft.com/office/drawing/2017/model3d" xmlns:o="urn:schemas-microsoft-com:office:office" xmlns:r="http://schemas.openxmlformats.org/officeDocument/2006/relationships" xmlns:m="http://schemas.openxmlformats.org/officeDocument/2006/math" xmlns:v="urn:schemas-microsoft-com:vml" xmlns:wp14="http://schemas.microsoft.com/office/word/2010/wordprocessingDrawing" xmlns:wp="http://schemas.openxmlformats.org/drawingml/2006/wordprocessingDrawing" xmlns:w10="urn:schemas-microsoft-com:office:word" xmlns:w="http://schemas.openxmlformats.org/wordprocessingml/2006/main" xmlns:w14="http://schemas.microsoft.com/office/word/2010/wordml" xmlns:w15="http://schemas.microsoft.com/office/word/2012/wordml" xmlns:w16cex="http://schemas.microsoft.com/office/word/2018/wordml/cex" xmlns:w16cid="http://schemas.microsoft.com/office/word/2016/wordml/cid" xmlns:w16="http://schemas.microsoft.com/office/word/2018/wordml" xmlns:w16sdtdh="http://schemas.microsoft.com/office/word/2020/wordml/sdtdatahash" xmlns:w16se="http://schemas.microsoft.com/office/word/2015/wordml/symex" xmlns:wpg="http://schemas.microsoft.com/office/word/2010/wordprocessingGroup" xmlns:wpi="http://schemas.microsoft.com/office/word/2010/wordprocessingInk" xmlns:wne="http://schemas.microsoft.com/office/word/2006/wordml" xmlns:wps="http://schemas.microsoft.com/office/word/2010/wordprocessingShape" mc:Ignorable="w14 w15 w16se w16cid w16 w16cex w16sdtdh wp14">
-  <w:p>
-    <w:pPr>
-      <w:pStyle w:val="a8"/>
-    </w:pPr>
-  </w:p>
-</w:ftr>
 </file>
 
 <file path=word/footnotes.xml><?xml version="1.0" encoding="utf-8"?>
